--- a/docs/Informatica Conversion Tool - Internal Overview.docx
+++ b/docs/Informatica Conversion Tool - Internal Overview.docx
@@ -2268,6 +2268,196 @@
                 <w:szCs w:val="17"/>
               </w:rPr>
               <w:t xml:space="preserve">Overrides injected into conversion prompt automatically.</w:t>
+            </w:r>
+          </w:p>
+        </w:tc>
+      </w:tr>
+      <w:tr>
+        <w:tc>
+          <w:tcPr>
+            <w:tcW w:type="dxa" w:w="4580"/>
+            <w:tcBorders>
+              <w:top w:val="none" w:color="FFFFFF" w:sz="0"/>
+              <w:left w:val="none" w:color="FFFFFF" w:sz="0"/>
+              <w:bottom w:val="none" w:color="FFFFFF" w:sz="0"/>
+              <w:right w:val="none" w:color="FFFFFF" w:sz="0"/>
+            </w:tcBorders>
+            <w:shd w:fill="FFFFFF" w:val="clear"/>
+            <w:tcMar>
+              <w:top w:type="dxa" w:w="100"/>
+              <w:left w:type="dxa" w:w="140"/>
+              <w:bottom w:type="dxa" w:w="100"/>
+              <w:right w:type="dxa" w:w="140"/>
+            </w:tcMar>
+          </w:tcPr>
+          <w:p>
+            <w:pPr>
+              <w:spacing w:after="40" w:before="0"/>
+              <w:jc w:val="left"/>
+            </w:pPr>
+            <w:r>
+              <w:rPr>
+                <w:rFonts w:ascii="Arial" w:cs="Arial" w:eastAsia="Arial" w:hAnsi="Arial"/>
+                <w:b/>
+                <w:bCs/>
+                <w:i w:val="false"/>
+                <w:iCs w:val="false"/>
+                <w:color w:val="1E3A5F"/>
+                <w:sz w:val="19"/>
+                <w:szCs w:val="19"/>
+              </w:rPr>
+              <w:t xml:space="preserve">📐  Config-Driven Pattern Library (v2.16.0)</w:t>
+            </w:r>
+          </w:p>
+          <w:p>
+            <w:pPr>
+              <w:spacing w:after="30" w:before="0"/>
+              <w:jc w:val="left"/>
+            </w:pPr>
+            <w:r>
+              <w:rPr>
+                <w:rFonts w:ascii="Arial" w:cs="Arial" w:eastAsia="Arial" w:hAnsi="Arial"/>
+                <w:b w:val="false"/>
+                <w:bCs w:val="false"/>
+                <w:i w:val="false"/>
+                <w:iCs w:val="false"/>
+                <w:color w:val="4B5563"/>
+                <w:sz w:val="17"/>
+                <w:szCs w:val="17"/>
+              </w:rPr>
+              <w:t xml:space="preserve">10 pre-built, tested patterns replace bespoke LLM code for most mappings.</w:t>
+            </w:r>
+          </w:p>
+          <w:p>
+            <w:pPr>
+              <w:spacing w:after="30" w:before="0"/>
+              <w:jc w:val="left"/>
+            </w:pPr>
+            <w:r>
+              <w:rPr>
+                <w:rFonts w:ascii="Arial" w:cs="Arial" w:eastAsia="Arial" w:hAnsi="Arial"/>
+                <w:b w:val="false"/>
+                <w:bCs w:val="false"/>
+                <w:i w:val="false"/>
+                <w:iCs w:val="false"/>
+                <w:color w:val="4B5563"/>
+                <w:sz w:val="17"/>
+                <w:szCs w:val="17"/>
+              </w:rPr>
+              <w:t xml:space="preserve">Classifier auto-suggests pattern with HIGH / MEDIUM / LOW confidence; output includes config/&lt;mapping&gt;.yaml + run.py.</w:t>
+            </w:r>
+          </w:p>
+          <w:p>
+            <w:pPr>
+              <w:spacing w:after="30" w:before="0"/>
+              <w:jc w:val="left"/>
+            </w:pPr>
+            <w:r>
+              <w:rPr>
+                <w:rFonts w:ascii="Arial" w:cs="Arial" w:eastAsia="Arial" w:hAnsi="Arial"/>
+                <w:b w:val="false"/>
+                <w:bCs w:val="false"/>
+                <w:i w:val="false"/>
+                <w:iCs w:val="false"/>
+                <w:color w:val="4B5563"/>
+                <w:sz w:val="17"/>
+                <w:szCs w:val="17"/>
+              </w:rPr>
+              <w:t xml:space="preserve">199 unit + integration tests, 100% passing.</w:t>
+            </w:r>
+          </w:p>
+        </w:tc>
+        <w:tc>
+          <w:tcPr>
+            <w:tcW w:type="dxa" w:w="4780"/>
+            <w:tcBorders>
+              <w:top w:val="none" w:color="FFFFFF" w:sz="0"/>
+              <w:left w:val="none" w:color="FFFFFF" w:sz="0"/>
+              <w:bottom w:val="none" w:color="FFFFFF" w:sz="0"/>
+              <w:right w:val="none" w:color="FFFFFF" w:sz="0"/>
+            </w:tcBorders>
+            <w:shd w:fill="FFFFFF" w:val="clear"/>
+            <w:tcMar>
+              <w:top w:type="dxa" w:w="100"/>
+              <w:left w:type="dxa" w:w="140"/>
+              <w:bottom w:type="dxa" w:w="100"/>
+              <w:right w:type="dxa" w:w="140"/>
+            </w:tcMar>
+          </w:tcPr>
+          <w:p>
+            <w:pPr>
+              <w:spacing w:after="40" w:before="0"/>
+              <w:jc w:val="left"/>
+            </w:pPr>
+            <w:r>
+              <w:rPr>
+                <w:rFonts w:ascii="Arial" w:cs="Arial" w:eastAsia="Arial" w:hAnsi="Arial"/>
+                <w:b/>
+                <w:bCs/>
+                <w:i w:val="false"/>
+                <w:iCs w:val="false"/>
+                <w:color w:val="C05621"/>
+                <w:sz w:val="19"/>
+                <w:szCs w:val="19"/>
+              </w:rPr>
+              <w:t xml:space="preserve">🛡  Security Hardening (v2.15.1)</w:t>
+            </w:r>
+          </w:p>
+          <w:p>
+            <w:pPr>
+              <w:spacing w:after="30" w:before="0"/>
+              <w:jc w:val="left"/>
+            </w:pPr>
+            <w:r>
+              <w:rPr>
+                <w:rFonts w:ascii="Arial" w:cs="Arial" w:eastAsia="Arial" w:hAnsi="Arial"/>
+                <w:b w:val="false"/>
+                <w:bCs w:val="false"/>
+                <w:i w:val="false"/>
+                <w:iCs w:val="false"/>
+                <w:color w:val="4B5563"/>
+                <w:sz w:val="17"/>
+                <w:szCs w:val="17"/>
+              </w:rPr>
+              <w:t xml:space="preserve">ReDoS fix in YAML secrets scan (non-greedy regex).</w:t>
+            </w:r>
+          </w:p>
+          <w:p>
+            <w:pPr>
+              <w:spacing w:after="30" w:before="0"/>
+              <w:jc w:val="left"/>
+            </w:pPr>
+            <w:r>
+              <w:rPr>
+                <w:rFonts w:ascii="Arial" w:cs="Arial" w:eastAsia="Arial" w:hAnsi="Arial"/>
+                <w:b w:val="false"/>
+                <w:bCs w:val="false"/>
+                <w:i w:val="false"/>
+                <w:iCs w:val="false"/>
+                <w:color w:val="4B5563"/>
+                <w:sz w:val="17"/>
+                <w:szCs w:val="17"/>
+              </w:rPr>
+              <w:t xml:space="preserve">Rate-limit bypass closed; health endpoint exception leakage fixed.</w:t>
+            </w:r>
+          </w:p>
+          <w:p>
+            <w:pPr>
+              <w:spacing w:after="30" w:before="0"/>
+              <w:jc w:val="left"/>
+            </w:pPr>
+            <w:r>
+              <w:rPr>
+                <w:rFonts w:ascii="Arial" w:cs="Arial" w:eastAsia="Arial" w:hAnsi="Arial"/>
+                <w:b w:val="false"/>
+                <w:bCs w:val="false"/>
+                <w:i w:val="false"/>
+                <w:iCs w:val="false"/>
+                <w:color w:val="4B5563"/>
+                <w:sz w:val="17"/>
+                <w:szCs w:val="17"/>
+              </w:rPr>
+              <w:t xml:space="preserve">Authorization model documented; .env.example completed.</w:t>
             </w:r>
           </w:p>
         </w:tc>
